--- a/Basic cshap/default  Value .docx
+++ b/Basic cshap/default  Value .docx
@@ -144,15 +144,7 @@
       </w:r>
       <w:proofErr w:type="spellEnd"/>
       <w:r>
-        <w:t>&lt;int</w:t>
-      </w:r>
-      <w:proofErr w:type="gramStart"/>
-      <w:r>
-        <w:t>&gt;)  /</w:t>
-      </w:r>
-      <w:proofErr w:type="gramEnd"/>
-      <w:r>
-        <w:t>/ null</w:t>
+        <w:t>&lt;int&gt;)  // null</w:t>
       </w:r>
     </w:p>
     <w:sectPr>
